--- a/personal-website-design.docx
+++ b/personal-website-design.docx
@@ -284,7 +284,7 @@
           <w:noProof/>
         </w:rPr>
         <w:drawing>
-          <wp:anchor distT="0" distB="0" distL="114300" distR="114300" simplePos="0" relativeHeight="251658240" behindDoc="0" locked="0" layoutInCell="1" allowOverlap="1" wp14:anchorId="70AF2361" wp14:editId="290FF794">
+          <wp:anchor distT="0" distB="0" distL="114300" distR="114300" simplePos="0" relativeHeight="251658240" behindDoc="0" locked="0" layoutInCell="1" allowOverlap="1" wp14:anchorId="70AF2361" wp14:editId="379ADF0E">
             <wp:simplePos x="0" y="0"/>
             <wp:positionH relativeFrom="margin">
               <wp:align>left</wp:align>
@@ -532,7 +532,19 @@
         <w:rPr>
           <w:rFonts w:ascii="Times New Roman" w:hAnsi="Times New Roman" w:cs="Times New Roman"/>
         </w:rPr>
-        <w:t>=”UTF</w:t>
+        <w:t>=</w:t>
+      </w:r>
+      <w:r>
+        <w:rPr>
+          <w:rFonts w:ascii="Times New Roman" w:hAnsi="Times New Roman" w:cs="Times New Roman"/>
+        </w:rPr>
+        <w:t>”</w:t>
+      </w:r>
+      <w:r>
+        <w:rPr>
+          <w:rFonts w:ascii="Times New Roman" w:hAnsi="Times New Roman" w:cs="Times New Roman"/>
+        </w:rPr>
+        <w:t>UTF</w:t>
       </w:r>
       <w:proofErr w:type="gramEnd"/>
       <w:r>
@@ -665,13 +677,7 @@
           <w:rFonts w:ascii="Times New Roman" w:hAnsi="Times New Roman" w:cs="Times New Roman"/>
         </w:rPr>
         <w:tab/>
-        <w:t>&lt;li&gt;</w:t>
-      </w:r>
-      <w:r>
-        <w:rPr>
-          <w:rFonts w:ascii="Times New Roman" w:hAnsi="Times New Roman" w:cs="Times New Roman"/>
-        </w:rPr>
-        <w:t xml:space="preserve">&lt;a </w:t>
+        <w:t xml:space="preserve">&lt;li&gt;&lt;a </w:t>
       </w:r>
       <w:proofErr w:type="spellStart"/>
       <w:r>
@@ -686,32 +692,14 @@
         <w:rPr>
           <w:rFonts w:ascii="Times New Roman" w:hAnsi="Times New Roman" w:cs="Times New Roman"/>
         </w:rPr>
-        <w:t>=”</w:t>
-      </w:r>
-      <w:r>
-        <w:rPr>
-          <w:rFonts w:ascii="Times New Roman" w:hAnsi="Times New Roman" w:cs="Times New Roman"/>
-        </w:rPr>
-        <w:t>edible-flowers.html</w:t>
+        <w:t>=”#</w:t>
       </w:r>
       <w:proofErr w:type="gramEnd"/>
       <w:r>
         <w:rPr>
           <w:rFonts w:ascii="Times New Roman" w:hAnsi="Times New Roman" w:cs="Times New Roman"/>
         </w:rPr>
-        <w:t>”&gt;</w:t>
-      </w:r>
-      <w:r>
-        <w:rPr>
-          <w:rFonts w:ascii="Times New Roman" w:hAnsi="Times New Roman" w:cs="Times New Roman"/>
-        </w:rPr>
-        <w:t xml:space="preserve"> </w:t>
-      </w:r>
-      <w:r>
-        <w:rPr>
-          <w:rFonts w:ascii="Times New Roman" w:hAnsi="Times New Roman" w:cs="Times New Roman"/>
-        </w:rPr>
-        <w:t>Edible Flowers&lt;/a&gt;&lt;/li&gt;</w:t>
+        <w:t>”&gt; Home&lt;/a&gt;&lt;/li&gt;</w:t>
       </w:r>
     </w:p>
     <w:p>
@@ -725,7 +713,13 @@
           <w:rFonts w:ascii="Times New Roman" w:hAnsi="Times New Roman" w:cs="Times New Roman"/>
         </w:rPr>
         <w:tab/>
-        <w:t xml:space="preserve">&lt;li&gt;&lt;a </w:t>
+        <w:t>&lt;li&gt;</w:t>
+      </w:r>
+      <w:r>
+        <w:rPr>
+          <w:rFonts w:ascii="Times New Roman" w:hAnsi="Times New Roman" w:cs="Times New Roman"/>
+        </w:rPr>
+        <w:t xml:space="preserve">&lt;a </w:t>
       </w:r>
       <w:proofErr w:type="spellStart"/>
       <w:r>
@@ -740,14 +734,32 @@
         <w:rPr>
           <w:rFonts w:ascii="Times New Roman" w:hAnsi="Times New Roman" w:cs="Times New Roman"/>
         </w:rPr>
-        <w:t>=”recipe.html</w:t>
+        <w:t>=”</w:t>
+      </w:r>
+      <w:r>
+        <w:rPr>
+          <w:rFonts w:ascii="Times New Roman" w:hAnsi="Times New Roman" w:cs="Times New Roman"/>
+        </w:rPr>
+        <w:t>edible-flowers.html</w:t>
       </w:r>
       <w:proofErr w:type="gramEnd"/>
       <w:r>
         <w:rPr>
           <w:rFonts w:ascii="Times New Roman" w:hAnsi="Times New Roman" w:cs="Times New Roman"/>
         </w:rPr>
-        <w:t>”&gt; Recipes&lt;/a&gt;&lt;/li&gt;</w:t>
+        <w:t>”&gt;</w:t>
+      </w:r>
+      <w:r>
+        <w:rPr>
+          <w:rFonts w:ascii="Times New Roman" w:hAnsi="Times New Roman" w:cs="Times New Roman"/>
+        </w:rPr>
+        <w:t xml:space="preserve"> </w:t>
+      </w:r>
+      <w:r>
+        <w:rPr>
+          <w:rFonts w:ascii="Times New Roman" w:hAnsi="Times New Roman" w:cs="Times New Roman"/>
+        </w:rPr>
+        <w:t>Edible Flowers&lt;/a&gt;&lt;/li&gt;</w:t>
       </w:r>
     </w:p>
     <w:p>
@@ -776,20 +788,26 @@
         <w:rPr>
           <w:rFonts w:ascii="Times New Roman" w:hAnsi="Times New Roman" w:cs="Times New Roman"/>
         </w:rPr>
-        <w:t>=”recipe-form.html</w:t>
+        <w:t>=”recipe</w:t>
+      </w:r>
+      <w:r>
+        <w:rPr>
+          <w:rFonts w:ascii="Times New Roman" w:hAnsi="Times New Roman" w:cs="Times New Roman"/>
+        </w:rPr>
+        <w:t>s</w:t>
+      </w:r>
+      <w:r>
+        <w:rPr>
+          <w:rFonts w:ascii="Times New Roman" w:hAnsi="Times New Roman" w:cs="Times New Roman"/>
+        </w:rPr>
+        <w:t>.html</w:t>
       </w:r>
       <w:proofErr w:type="gramEnd"/>
       <w:r>
         <w:rPr>
           <w:rFonts w:ascii="Times New Roman" w:hAnsi="Times New Roman" w:cs="Times New Roman"/>
         </w:rPr>
-        <w:t>”</w:t>
-      </w:r>
-      <w:r>
-        <w:rPr>
-          <w:rFonts w:ascii="Times New Roman" w:hAnsi="Times New Roman" w:cs="Times New Roman"/>
-        </w:rPr>
-        <w:t>&gt; Recipe Form&lt;/a&gt;&lt;/li&gt;</w:t>
+        <w:t>”&gt; Recipes&lt;/a&gt;&lt;/li&gt;</w:t>
       </w:r>
     </w:p>
     <w:p>
@@ -818,20 +836,20 @@
         <w:rPr>
           <w:rFonts w:ascii="Times New Roman" w:hAnsi="Times New Roman" w:cs="Times New Roman"/>
         </w:rPr>
-        <w:t>=”</w:t>
-      </w:r>
-      <w:r>
-        <w:rPr>
-          <w:rFonts w:ascii="Times New Roman" w:hAnsi="Times New Roman" w:cs="Times New Roman"/>
-        </w:rPr>
-        <w:t>tips.html</w:t>
+        <w:t>=”recipe-form.html</w:t>
       </w:r>
       <w:proofErr w:type="gramEnd"/>
       <w:r>
         <w:rPr>
           <w:rFonts w:ascii="Times New Roman" w:hAnsi="Times New Roman" w:cs="Times New Roman"/>
         </w:rPr>
-        <w:t>”&gt; Tips and Safety&lt;/a&gt;&lt;/li&gt;</w:t>
+        <w:t>”</w:t>
+      </w:r>
+      <w:r>
+        <w:rPr>
+          <w:rFonts w:ascii="Times New Roman" w:hAnsi="Times New Roman" w:cs="Times New Roman"/>
+        </w:rPr>
+        <w:t>&gt; Recipe Form&lt;/a&gt;&lt;/li&gt;</w:t>
       </w:r>
     </w:p>
     <w:p>
@@ -860,14 +878,20 @@
         <w:rPr>
           <w:rFonts w:ascii="Times New Roman" w:hAnsi="Times New Roman" w:cs="Times New Roman"/>
         </w:rPr>
-        <w:t>=”additional-resources.html</w:t>
+        <w:t>=”</w:t>
+      </w:r>
+      <w:r>
+        <w:rPr>
+          <w:rFonts w:ascii="Times New Roman" w:hAnsi="Times New Roman" w:cs="Times New Roman"/>
+        </w:rPr>
+        <w:t>tips.html</w:t>
       </w:r>
       <w:proofErr w:type="gramEnd"/>
       <w:r>
         <w:rPr>
           <w:rFonts w:ascii="Times New Roman" w:hAnsi="Times New Roman" w:cs="Times New Roman"/>
         </w:rPr>
-        <w:t>”&gt; Additional Resources&lt;/a&gt;&lt;/li&gt;</w:t>
+        <w:t>”&gt; Tips and Safety&lt;/a&gt;&lt;/li&gt;</w:t>
       </w:r>
     </w:p>
     <w:p>
@@ -880,7 +904,30 @@
         <w:rPr>
           <w:rFonts w:ascii="Times New Roman" w:hAnsi="Times New Roman" w:cs="Times New Roman"/>
         </w:rPr>
-        <w:t>&lt;/ul&gt;</w:t>
+        <w:tab/>
+        <w:t xml:space="preserve">&lt;li&gt;&lt;a </w:t>
+      </w:r>
+      <w:proofErr w:type="spellStart"/>
+      <w:r>
+        <w:rPr>
+          <w:rFonts w:ascii="Times New Roman" w:hAnsi="Times New Roman" w:cs="Times New Roman"/>
+        </w:rPr>
+        <w:t>href</w:t>
+      </w:r>
+      <w:proofErr w:type="spellEnd"/>
+      <w:proofErr w:type="gramStart"/>
+      <w:r>
+        <w:rPr>
+          <w:rFonts w:ascii="Times New Roman" w:hAnsi="Times New Roman" w:cs="Times New Roman"/>
+        </w:rPr>
+        <w:t>=”additional-resources.html</w:t>
+      </w:r>
+      <w:proofErr w:type="gramEnd"/>
+      <w:r>
+        <w:rPr>
+          <w:rFonts w:ascii="Times New Roman" w:hAnsi="Times New Roman" w:cs="Times New Roman"/>
+        </w:rPr>
+        <w:t>”&gt; Additional Resources&lt;/a&gt;&lt;/li&gt;</w:t>
       </w:r>
     </w:p>
     <w:p>
@@ -893,7 +940,7 @@
         <w:rPr>
           <w:rFonts w:ascii="Times New Roman" w:hAnsi="Times New Roman" w:cs="Times New Roman"/>
         </w:rPr>
-        <w:t>&lt;/nav&gt;</w:t>
+        <w:t>&lt;/ul&gt;</w:t>
       </w:r>
     </w:p>
     <w:p>
@@ -906,7 +953,7 @@
         <w:rPr>
           <w:rFonts w:ascii="Times New Roman" w:hAnsi="Times New Roman" w:cs="Times New Roman"/>
         </w:rPr>
-        <w:t>&lt;section&gt;</w:t>
+        <w:t>&lt;/nav&gt;</w:t>
       </w:r>
     </w:p>
     <w:p>
@@ -919,13 +966,7 @@
         <w:rPr>
           <w:rFonts w:ascii="Times New Roman" w:hAnsi="Times New Roman" w:cs="Times New Roman"/>
         </w:rPr>
-        <w:t xml:space="preserve">&lt;! </w:t>
-      </w:r>
-      <w:r>
-        <w:rPr>
-          <w:rFonts w:ascii="Times New Roman" w:hAnsi="Times New Roman" w:cs="Times New Roman"/>
-        </w:rPr>
-        <w:t>Put information here for each page&gt;</w:t>
+        <w:t>&lt;section&gt;</w:t>
       </w:r>
     </w:p>
     <w:p>
@@ -934,11 +975,37 @@
           <w:rFonts w:ascii="Times New Roman" w:hAnsi="Times New Roman" w:cs="Times New Roman"/>
         </w:rPr>
       </w:pPr>
-      <w:r>
-        <w:rPr>
-          <w:rFonts w:ascii="Times New Roman" w:hAnsi="Times New Roman" w:cs="Times New Roman"/>
-        </w:rPr>
-        <w:t>&lt;/section&gt;</w:t>
+      <w:proofErr w:type="gramStart"/>
+      <w:r>
+        <w:rPr>
+          <w:rFonts w:ascii="Times New Roman" w:hAnsi="Times New Roman" w:cs="Times New Roman"/>
+        </w:rPr>
+        <w:t>&lt;!</w:t>
+      </w:r>
+      <w:r>
+        <w:rPr>
+          <w:rFonts w:ascii="Times New Roman" w:hAnsi="Times New Roman" w:cs="Times New Roman"/>
+        </w:rPr>
+        <w:t>--</w:t>
+      </w:r>
+      <w:proofErr w:type="gramEnd"/>
+      <w:r>
+        <w:rPr>
+          <w:rFonts w:ascii="Times New Roman" w:hAnsi="Times New Roman" w:cs="Times New Roman"/>
+        </w:rPr>
+        <w:t>Put information here for each page</w:t>
+      </w:r>
+      <w:r>
+        <w:rPr>
+          <w:rFonts w:ascii="Times New Roman" w:hAnsi="Times New Roman" w:cs="Times New Roman"/>
+        </w:rPr>
+        <w:t>--</w:t>
+      </w:r>
+      <w:r>
+        <w:rPr>
+          <w:rFonts w:ascii="Times New Roman" w:hAnsi="Times New Roman" w:cs="Times New Roman"/>
+        </w:rPr>
+        <w:t>&gt;</w:t>
       </w:r>
     </w:p>
     <w:p>
@@ -951,13 +1018,79 @@
         <w:rPr>
           <w:rFonts w:ascii="Times New Roman" w:hAnsi="Times New Roman" w:cs="Times New Roman"/>
         </w:rPr>
-        <w:t>&lt;/body&gt;</w:t>
+        <w:t>&lt;/section&gt;</w:t>
       </w:r>
     </w:p>
     <w:p>
       <w:pPr>
         <w:rPr>
           <w:rFonts w:ascii="Times New Roman" w:hAnsi="Times New Roman" w:cs="Times New Roman"/>
+        </w:rPr>
+      </w:pPr>
+      <w:r>
+        <w:rPr>
+          <w:rFonts w:ascii="Times New Roman" w:hAnsi="Times New Roman" w:cs="Times New Roman"/>
+        </w:rPr>
+        <w:t>&lt;footer&gt;</w:t>
+      </w:r>
+    </w:p>
+    <w:p>
+      <w:pPr>
+        <w:rPr>
+          <w:rFonts w:ascii="Times New Roman" w:hAnsi="Times New Roman" w:cs="Times New Roman"/>
+        </w:rPr>
+      </w:pPr>
+      <w:r>
+        <w:rPr>
+          <w:rFonts w:ascii="Times New Roman" w:hAnsi="Times New Roman" w:cs="Times New Roman"/>
+        </w:rPr>
+        <w:lastRenderedPageBreak/>
+        <w:t>&lt;p&gt;Made By: Rhiannon Waggener&lt;/p&gt;</w:t>
+      </w:r>
+    </w:p>
+    <w:p>
+      <w:pPr>
+        <w:rPr>
+          <w:rFonts w:ascii="Times New Roman" w:hAnsi="Times New Roman" w:cs="Times New Roman"/>
+        </w:rPr>
+      </w:pPr>
+      <w:r>
+        <w:rPr>
+          <w:rFonts w:ascii="Times New Roman" w:hAnsi="Times New Roman" w:cs="Times New Roman"/>
+        </w:rPr>
+        <w:t>&lt;/footer&gt;</w:t>
+      </w:r>
+    </w:p>
+    <w:p>
+      <w:pPr>
+        <w:rPr>
+          <w:rFonts w:ascii="Times New Roman" w:hAnsi="Times New Roman" w:cs="Times New Roman"/>
+        </w:rPr>
+      </w:pPr>
+      <w:r>
+        <w:rPr>
+          <w:rFonts w:ascii="Times New Roman" w:hAnsi="Times New Roman" w:cs="Times New Roman"/>
+        </w:rPr>
+        <w:t>&lt;/body&gt;</w:t>
+      </w:r>
+    </w:p>
+    <w:p>
+      <w:pPr>
+        <w:rPr>
+          <w:rFonts w:ascii="Times New Roman" w:hAnsi="Times New Roman" w:cs="Times New Roman"/>
+        </w:rPr>
+      </w:pPr>
+      <w:r>
+        <w:rPr>
+          <w:rFonts w:ascii="Times New Roman" w:hAnsi="Times New Roman" w:cs="Times New Roman"/>
+        </w:rPr>
+        <w:t>&lt;/html&gt;</w:t>
+      </w:r>
+    </w:p>
+    <w:p>
+      <w:pPr>
+        <w:rPr>
+          <w:rFonts w:ascii="Times New Roman" w:hAnsi="Times New Roman" w:cs="Times New Roman"/>
           <w:b/>
           <w:bCs/>
         </w:rPr>
@@ -978,11 +1111,32 @@
         </w:rPr>
         <w:t xml:space="preserve"> Frame:</w:t>
       </w:r>
+      <w:r>
+        <w:rPr>
+          <w:rFonts w:ascii="Times New Roman" w:hAnsi="Times New Roman" w:cs="Times New Roman"/>
+          <w:b/>
+          <w:bCs/>
+        </w:rPr>
+        <w:t xml:space="preserve"> </w:t>
+      </w:r>
     </w:p>
     <w:p>
       <w:pPr>
         <w:rPr>
           <w:rFonts w:ascii="Times New Roman" w:hAnsi="Times New Roman" w:cs="Times New Roman"/>
+        </w:rPr>
+      </w:pPr>
+      <w:r>
+        <w:rPr>
+          <w:rFonts w:ascii="Times New Roman" w:hAnsi="Times New Roman" w:cs="Times New Roman"/>
+        </w:rPr>
+        <w:t>Linked on my portfolio website.</w:t>
+      </w:r>
+    </w:p>
+    <w:p>
+      <w:pPr>
+        <w:rPr>
+          <w:rFonts w:ascii="Times New Roman" w:hAnsi="Times New Roman" w:cs="Times New Roman"/>
           <w:b/>
           <w:bCs/>
         </w:rPr>
@@ -993,7 +1147,6 @@
           <w:b/>
           <w:bCs/>
         </w:rPr>
-        <w:lastRenderedPageBreak/>
         <w:t>Interactivity List:</w:t>
       </w:r>
     </w:p>
@@ -1077,6 +1230,7 @@
           <w:rFonts w:ascii="Times New Roman" w:hAnsi="Times New Roman" w:cs="Times New Roman"/>
           <w:noProof/>
         </w:rPr>
+        <w:lastRenderedPageBreak/>
         <w:drawing>
           <wp:inline distT="0" distB="0" distL="0" distR="0" wp14:anchorId="3C015815" wp14:editId="0FCD3974">
             <wp:extent cx="4703975" cy="6271967"/>
@@ -1162,7 +1316,6 @@
               <w:rPr>
                 <w:rFonts w:ascii="Times New Roman" w:hAnsi="Times New Roman" w:cs="Times New Roman"/>
               </w:rPr>
-              <w:lastRenderedPageBreak/>
               <w:t>Hex Code</w:t>
             </w:r>
           </w:p>
@@ -1201,6 +1354,7 @@
               <w:rPr>
                 <w:rFonts w:ascii="Times New Roman" w:hAnsi="Times New Roman" w:cs="Times New Roman"/>
               </w:rPr>
+              <w:lastRenderedPageBreak/>
               <w:t>#446600</w:t>
             </w:r>
             <w:r>
@@ -3573,13 +3727,7 @@
               <w:rPr>
                 <w:rFonts w:ascii="Times New Roman" w:hAnsi="Times New Roman" w:cs="Times New Roman"/>
               </w:rPr>
-              <w:t>Found on Wikimedia Commons.</w:t>
-            </w:r>
-            <w:r>
-              <w:rPr>
-                <w:rFonts w:ascii="Times New Roman" w:hAnsi="Times New Roman" w:cs="Times New Roman"/>
-              </w:rPr>
-              <w:t xml:space="preserve"> Photo originally from Mount Rainer National Park</w:t>
+              <w:t>Found on Wikimedia Commons. Photo originally from Mount Rainer National Park</w:t>
             </w:r>
             <w:r>
               <w:rPr>
@@ -3701,13 +3849,7 @@
               <w:rPr>
                 <w:rFonts w:ascii="Times New Roman" w:hAnsi="Times New Roman" w:cs="Times New Roman"/>
               </w:rPr>
-              <w:t>Found on Wikimedia Commons.</w:t>
-            </w:r>
-            <w:r>
-              <w:rPr>
-                <w:rFonts w:ascii="Times New Roman" w:hAnsi="Times New Roman" w:cs="Times New Roman"/>
-              </w:rPr>
-              <w:t xml:space="preserve"> Photo originally from </w:t>
+              <w:t xml:space="preserve">Found on Wikimedia Commons. Photo originally from </w:t>
             </w:r>
             <w:r>
               <w:rPr>
@@ -6266,6 +6408,7 @@
   <w:style w:type="character" w:default="1" w:styleId="DefaultParagraphFont">
     <w:name w:val="Default Paragraph Font"/>
     <w:uiPriority w:val="1"/>
+    <w:semiHidden/>
     <w:unhideWhenUsed/>
   </w:style>
   <w:style w:type="table" w:default="1" w:styleId="TableNormal">

--- a/personal-website-design.docx
+++ b/personal-website-design.docx
@@ -104,19 +104,11 @@
           <w:rFonts w:ascii="Times New Roman" w:hAnsi="Times New Roman" w:cs="Times New Roman"/>
         </w:rPr>
       </w:pPr>
-      <w:proofErr w:type="spellStart"/>
-      <w:r>
-        <w:rPr>
-          <w:rFonts w:ascii="Times New Roman" w:hAnsi="Times New Roman" w:cs="Times New Roman"/>
-        </w:rPr>
-        <w:t>css</w:t>
-      </w:r>
-      <w:proofErr w:type="spellEnd"/>
-      <w:r>
-        <w:rPr>
-          <w:rFonts w:ascii="Times New Roman" w:hAnsi="Times New Roman" w:cs="Times New Roman"/>
-        </w:rPr>
-        <w:t>/styles – contains the styles for the site</w:t>
+      <w:r>
+        <w:rPr>
+          <w:rFonts w:ascii="Times New Roman" w:hAnsi="Times New Roman" w:cs="Times New Roman"/>
+        </w:rPr>
+        <w:t>css/styles – contains the styles for the site</w:t>
       </w:r>
     </w:p>
     <w:p>
@@ -129,21 +121,7 @@
         <w:rPr>
           <w:rFonts w:ascii="Times New Roman" w:hAnsi="Times New Roman" w:cs="Times New Roman"/>
         </w:rPr>
-        <w:t xml:space="preserve">edible flower – contains </w:t>
-      </w:r>
-      <w:proofErr w:type="gramStart"/>
-      <w:r>
-        <w:rPr>
-          <w:rFonts w:ascii="Times New Roman" w:hAnsi="Times New Roman" w:cs="Times New Roman"/>
-        </w:rPr>
-        <w:t>all of</w:t>
-      </w:r>
-      <w:proofErr w:type="gramEnd"/>
-      <w:r>
-        <w:rPr>
-          <w:rFonts w:ascii="Times New Roman" w:hAnsi="Times New Roman" w:cs="Times New Roman"/>
-        </w:rPr>
-        <w:t xml:space="preserve"> the </w:t>
+        <w:t xml:space="preserve">edible flower – contains all of the </w:t>
       </w:r>
       <w:r>
         <w:rPr>
@@ -162,21 +140,7 @@
         <w:rPr>
           <w:rFonts w:ascii="Times New Roman" w:hAnsi="Times New Roman" w:cs="Times New Roman"/>
         </w:rPr>
-        <w:t xml:space="preserve">recipes – contains </w:t>
-      </w:r>
-      <w:proofErr w:type="gramStart"/>
-      <w:r>
-        <w:rPr>
-          <w:rFonts w:ascii="Times New Roman" w:hAnsi="Times New Roman" w:cs="Times New Roman"/>
-        </w:rPr>
-        <w:t>all of</w:t>
-      </w:r>
-      <w:proofErr w:type="gramEnd"/>
-      <w:r>
-        <w:rPr>
-          <w:rFonts w:ascii="Times New Roman" w:hAnsi="Times New Roman" w:cs="Times New Roman"/>
-        </w:rPr>
-        <w:t xml:space="preserve"> the individual recipes for the edible flowers </w:t>
+        <w:t xml:space="preserve">recipes – contains all of the individual recipes for the edible flowers </w:t>
       </w:r>
     </w:p>
     <w:p>
@@ -284,7 +248,7 @@
           <w:noProof/>
         </w:rPr>
         <w:drawing>
-          <wp:anchor distT="0" distB="0" distL="114300" distR="114300" simplePos="0" relativeHeight="251658240" behindDoc="0" locked="0" layoutInCell="1" allowOverlap="1" wp14:anchorId="70AF2361" wp14:editId="379ADF0E">
+          <wp:anchor distT="0" distB="0" distL="114300" distR="114300" simplePos="0" relativeHeight="251658240" behindDoc="0" locked="0" layoutInCell="1" allowOverlap="1" wp14:anchorId="70AF2361" wp14:editId="1EA8FA2E">
             <wp:simplePos x="0" y="0"/>
             <wp:positionH relativeFrom="margin">
               <wp:align>left</wp:align>
@@ -358,27 +322,13 @@
         <w:rPr>
           <w:rFonts w:ascii="Times New Roman" w:hAnsi="Times New Roman" w:cs="Times New Roman"/>
         </w:rPr>
-        <w:t xml:space="preserve">The home, edible </w:t>
-      </w:r>
-      <w:proofErr w:type="gramStart"/>
-      <w:r>
-        <w:rPr>
-          <w:rFonts w:ascii="Times New Roman" w:hAnsi="Times New Roman" w:cs="Times New Roman"/>
-        </w:rPr>
-        <w:t>f</w:t>
-      </w:r>
-      <w:r>
-        <w:rPr>
-          <w:rFonts w:ascii="Times New Roman" w:hAnsi="Times New Roman" w:cs="Times New Roman"/>
-        </w:rPr>
-        <w:t>lowers</w:t>
-      </w:r>
-      <w:proofErr w:type="gramEnd"/>
-      <w:r>
-        <w:rPr>
-          <w:rFonts w:ascii="Times New Roman" w:hAnsi="Times New Roman" w:cs="Times New Roman"/>
-        </w:rPr>
-        <w:t>,</w:t>
+        <w:t>The home, edible f</w:t>
+      </w:r>
+      <w:r>
+        <w:rPr>
+          <w:rFonts w:ascii="Times New Roman" w:hAnsi="Times New Roman" w:cs="Times New Roman"/>
+        </w:rPr>
+        <w:t>lowers,</w:t>
       </w:r>
       <w:r>
         <w:rPr>
@@ -476,29 +426,7 @@
         <w:rPr>
           <w:rFonts w:ascii="Times New Roman" w:hAnsi="Times New Roman" w:cs="Times New Roman"/>
         </w:rPr>
-        <w:t>&lt;html lang</w:t>
-      </w:r>
-      <w:proofErr w:type="gramStart"/>
-      <w:r>
-        <w:rPr>
-          <w:rFonts w:ascii="Times New Roman" w:hAnsi="Times New Roman" w:cs="Times New Roman"/>
-        </w:rPr>
-        <w:t>=”</w:t>
-      </w:r>
-      <w:proofErr w:type="spellStart"/>
-      <w:r>
-        <w:rPr>
-          <w:rFonts w:ascii="Times New Roman" w:hAnsi="Times New Roman" w:cs="Times New Roman"/>
-        </w:rPr>
-        <w:t>en</w:t>
-      </w:r>
-      <w:proofErr w:type="spellEnd"/>
-      <w:proofErr w:type="gramEnd"/>
-      <w:r>
-        <w:rPr>
-          <w:rFonts w:ascii="Times New Roman" w:hAnsi="Times New Roman" w:cs="Times New Roman"/>
-        </w:rPr>
-        <w:t>”&gt;</w:t>
+        <w:t>&lt;html lang=”en”&gt;</w:t>
       </w:r>
     </w:p>
     <w:p>
@@ -525,14 +453,7 @@
           <w:rFonts w:ascii="Times New Roman" w:hAnsi="Times New Roman" w:cs="Times New Roman"/>
         </w:rPr>
         <w:tab/>
-        <w:t>&lt;meta charset</w:t>
-      </w:r>
-      <w:proofErr w:type="gramStart"/>
-      <w:r>
-        <w:rPr>
-          <w:rFonts w:ascii="Times New Roman" w:hAnsi="Times New Roman" w:cs="Times New Roman"/>
-        </w:rPr>
-        <w:t>=</w:t>
+        <w:t>&lt;meta charset=</w:t>
       </w:r>
       <w:r>
         <w:rPr>
@@ -544,14 +465,7 @@
         <w:rPr>
           <w:rFonts w:ascii="Times New Roman" w:hAnsi="Times New Roman" w:cs="Times New Roman"/>
         </w:rPr>
-        <w:t>UTF</w:t>
-      </w:r>
-      <w:proofErr w:type="gramEnd"/>
-      <w:r>
-        <w:rPr>
-          <w:rFonts w:ascii="Times New Roman" w:hAnsi="Times New Roman" w:cs="Times New Roman"/>
-        </w:rPr>
-        <w:t>-8”&gt;</w:t>
+        <w:t>UTF-8”&gt;</w:t>
       </w:r>
     </w:p>
     <w:p>
@@ -677,29 +591,7 @@
           <w:rFonts w:ascii="Times New Roman" w:hAnsi="Times New Roman" w:cs="Times New Roman"/>
         </w:rPr>
         <w:tab/>
-        <w:t xml:space="preserve">&lt;li&gt;&lt;a </w:t>
-      </w:r>
-      <w:proofErr w:type="spellStart"/>
-      <w:r>
-        <w:rPr>
-          <w:rFonts w:ascii="Times New Roman" w:hAnsi="Times New Roman" w:cs="Times New Roman"/>
-        </w:rPr>
-        <w:t>href</w:t>
-      </w:r>
-      <w:proofErr w:type="spellEnd"/>
-      <w:proofErr w:type="gramStart"/>
-      <w:r>
-        <w:rPr>
-          <w:rFonts w:ascii="Times New Roman" w:hAnsi="Times New Roman" w:cs="Times New Roman"/>
-        </w:rPr>
-        <w:t>=”#</w:t>
-      </w:r>
-      <w:proofErr w:type="gramEnd"/>
-      <w:r>
-        <w:rPr>
-          <w:rFonts w:ascii="Times New Roman" w:hAnsi="Times New Roman" w:cs="Times New Roman"/>
-        </w:rPr>
-        <w:t>”&gt; Home&lt;/a&gt;&lt;/li&gt;</w:t>
+        <w:t>&lt;li&gt;&lt;a href=”#”&gt; Home&lt;/a&gt;&lt;/li&gt;</w:t>
       </w:r>
     </w:p>
     <w:p>
@@ -719,35 +611,13 @@
         <w:rPr>
           <w:rFonts w:ascii="Times New Roman" w:hAnsi="Times New Roman" w:cs="Times New Roman"/>
         </w:rPr>
-        <w:t xml:space="preserve">&lt;a </w:t>
-      </w:r>
-      <w:proofErr w:type="spellStart"/>
-      <w:r>
-        <w:rPr>
-          <w:rFonts w:ascii="Times New Roman" w:hAnsi="Times New Roman" w:cs="Times New Roman"/>
-        </w:rPr>
-        <w:t>href</w:t>
-      </w:r>
-      <w:proofErr w:type="spellEnd"/>
-      <w:proofErr w:type="gramStart"/>
-      <w:r>
-        <w:rPr>
-          <w:rFonts w:ascii="Times New Roman" w:hAnsi="Times New Roman" w:cs="Times New Roman"/>
-        </w:rPr>
-        <w:t>=”</w:t>
-      </w:r>
-      <w:r>
-        <w:rPr>
-          <w:rFonts w:ascii="Times New Roman" w:hAnsi="Times New Roman" w:cs="Times New Roman"/>
-        </w:rPr>
-        <w:t>edible-flowers.html</w:t>
-      </w:r>
-      <w:proofErr w:type="gramEnd"/>
-      <w:r>
-        <w:rPr>
-          <w:rFonts w:ascii="Times New Roman" w:hAnsi="Times New Roman" w:cs="Times New Roman"/>
-        </w:rPr>
-        <w:t>”&gt;</w:t>
+        <w:t>&lt;a href=”</w:t>
+      </w:r>
+      <w:r>
+        <w:rPr>
+          <w:rFonts w:ascii="Times New Roman" w:hAnsi="Times New Roman" w:cs="Times New Roman"/>
+        </w:rPr>
+        <w:t>edible-flowers.html”&gt;</w:t>
       </w:r>
       <w:r>
         <w:rPr>
@@ -773,17 +643,8 @@
           <w:rFonts w:ascii="Times New Roman" w:hAnsi="Times New Roman" w:cs="Times New Roman"/>
         </w:rPr>
         <w:tab/>
-        <w:t xml:space="preserve">&lt;li&gt;&lt;a </w:t>
-      </w:r>
-      <w:proofErr w:type="spellStart"/>
-      <w:r>
-        <w:rPr>
-          <w:rFonts w:ascii="Times New Roman" w:hAnsi="Times New Roman" w:cs="Times New Roman"/>
-        </w:rPr>
-        <w:t>href</w:t>
-      </w:r>
-      <w:proofErr w:type="spellEnd"/>
-      <w:proofErr w:type="gramStart"/>
+        <w:t>&lt;li&gt;&lt;a href</w:t>
+      </w:r>
       <w:r>
         <w:rPr>
           <w:rFonts w:ascii="Times New Roman" w:hAnsi="Times New Roman" w:cs="Times New Roman"/>
@@ -800,14 +661,7 @@
         <w:rPr>
           <w:rFonts w:ascii="Times New Roman" w:hAnsi="Times New Roman" w:cs="Times New Roman"/>
         </w:rPr>
-        <w:t>.html</w:t>
-      </w:r>
-      <w:proofErr w:type="gramEnd"/>
-      <w:r>
-        <w:rPr>
-          <w:rFonts w:ascii="Times New Roman" w:hAnsi="Times New Roman" w:cs="Times New Roman"/>
-        </w:rPr>
-        <w:t>”&gt; Recipes&lt;/a&gt;&lt;/li&gt;</w:t>
+        <w:t>.html”&gt; Recipes&lt;/a&gt;&lt;/li&gt;</w:t>
       </w:r>
     </w:p>
     <w:p>
@@ -821,24 +675,8 @@
           <w:rFonts w:ascii="Times New Roman" w:hAnsi="Times New Roman" w:cs="Times New Roman"/>
         </w:rPr>
         <w:tab/>
-        <w:t xml:space="preserve">&lt;li&gt;&lt;a </w:t>
-      </w:r>
-      <w:proofErr w:type="spellStart"/>
-      <w:r>
-        <w:rPr>
-          <w:rFonts w:ascii="Times New Roman" w:hAnsi="Times New Roman" w:cs="Times New Roman"/>
-        </w:rPr>
-        <w:t>href</w:t>
-      </w:r>
-      <w:proofErr w:type="spellEnd"/>
-      <w:proofErr w:type="gramStart"/>
-      <w:r>
-        <w:rPr>
-          <w:rFonts w:ascii="Times New Roman" w:hAnsi="Times New Roman" w:cs="Times New Roman"/>
-        </w:rPr>
-        <w:t>=”recipe-form.html</w:t>
-      </w:r>
-      <w:proofErr w:type="gramEnd"/>
+        <w:t>&lt;li&gt;&lt;a href=”recipe-form.html</w:t>
+      </w:r>
       <w:r>
         <w:rPr>
           <w:rFonts w:ascii="Times New Roman" w:hAnsi="Times New Roman" w:cs="Times New Roman"/>
@@ -863,35 +701,13 @@
           <w:rFonts w:ascii="Times New Roman" w:hAnsi="Times New Roman" w:cs="Times New Roman"/>
         </w:rPr>
         <w:tab/>
-        <w:t xml:space="preserve">&lt;li&gt;&lt;a </w:t>
-      </w:r>
-      <w:proofErr w:type="spellStart"/>
-      <w:r>
-        <w:rPr>
-          <w:rFonts w:ascii="Times New Roman" w:hAnsi="Times New Roman" w:cs="Times New Roman"/>
-        </w:rPr>
-        <w:t>href</w:t>
-      </w:r>
-      <w:proofErr w:type="spellEnd"/>
-      <w:proofErr w:type="gramStart"/>
-      <w:r>
-        <w:rPr>
-          <w:rFonts w:ascii="Times New Roman" w:hAnsi="Times New Roman" w:cs="Times New Roman"/>
-        </w:rPr>
-        <w:t>=”</w:t>
-      </w:r>
-      <w:r>
-        <w:rPr>
-          <w:rFonts w:ascii="Times New Roman" w:hAnsi="Times New Roman" w:cs="Times New Roman"/>
-        </w:rPr>
-        <w:t>tips.html</w:t>
-      </w:r>
-      <w:proofErr w:type="gramEnd"/>
-      <w:r>
-        <w:rPr>
-          <w:rFonts w:ascii="Times New Roman" w:hAnsi="Times New Roman" w:cs="Times New Roman"/>
-        </w:rPr>
-        <w:t>”&gt; Tips and Safety&lt;/a&gt;&lt;/li&gt;</w:t>
+        <w:t>&lt;li&gt;&lt;a href=”</w:t>
+      </w:r>
+      <w:r>
+        <w:rPr>
+          <w:rFonts w:ascii="Times New Roman" w:hAnsi="Times New Roman" w:cs="Times New Roman"/>
+        </w:rPr>
+        <w:t>tips.html”&gt; Tips and Safety&lt;/a&gt;&lt;/li&gt;</w:t>
       </w:r>
     </w:p>
     <w:p>
@@ -905,29 +721,7 @@
           <w:rFonts w:ascii="Times New Roman" w:hAnsi="Times New Roman" w:cs="Times New Roman"/>
         </w:rPr>
         <w:tab/>
-        <w:t xml:space="preserve">&lt;li&gt;&lt;a </w:t>
-      </w:r>
-      <w:proofErr w:type="spellStart"/>
-      <w:r>
-        <w:rPr>
-          <w:rFonts w:ascii="Times New Roman" w:hAnsi="Times New Roman" w:cs="Times New Roman"/>
-        </w:rPr>
-        <w:t>href</w:t>
-      </w:r>
-      <w:proofErr w:type="spellEnd"/>
-      <w:proofErr w:type="gramStart"/>
-      <w:r>
-        <w:rPr>
-          <w:rFonts w:ascii="Times New Roman" w:hAnsi="Times New Roman" w:cs="Times New Roman"/>
-        </w:rPr>
-        <w:t>=”additional-resources.html</w:t>
-      </w:r>
-      <w:proofErr w:type="gramEnd"/>
-      <w:r>
-        <w:rPr>
-          <w:rFonts w:ascii="Times New Roman" w:hAnsi="Times New Roman" w:cs="Times New Roman"/>
-        </w:rPr>
-        <w:t>”&gt; Additional Resources&lt;/a&gt;&lt;/li&gt;</w:t>
+        <w:t>&lt;li&gt;&lt;a href=”additional-resources.html”&gt; Additional Resources&lt;/a&gt;&lt;/li&gt;</w:t>
       </w:r>
     </w:p>
     <w:p>
@@ -975,7 +769,6 @@
           <w:rFonts w:ascii="Times New Roman" w:hAnsi="Times New Roman" w:cs="Times New Roman"/>
         </w:rPr>
       </w:pPr>
-      <w:proofErr w:type="gramStart"/>
       <w:r>
         <w:rPr>
           <w:rFonts w:ascii="Times New Roman" w:hAnsi="Times New Roman" w:cs="Times New Roman"/>
@@ -988,7 +781,6 @@
         </w:rPr>
         <w:t>--</w:t>
       </w:r>
-      <w:proofErr w:type="gramEnd"/>
       <w:r>
         <w:rPr>
           <w:rFonts w:ascii="Times New Roman" w:hAnsi="Times New Roman" w:cs="Times New Roman"/>
@@ -1131,6 +923,35 @@
           <w:rFonts w:ascii="Times New Roman" w:hAnsi="Times New Roman" w:cs="Times New Roman"/>
         </w:rPr>
         <w:t>Linked on my portfolio website.</w:t>
+      </w:r>
+      <w:r>
+        <w:rPr>
+          <w:rFonts w:ascii="Times New Roman" w:hAnsi="Times New Roman" w:cs="Times New Roman"/>
+          <w:kern w:val="0"/>
+          <w14:ligatures w14:val="none"/>
+        </w:rPr>
+        <w:t xml:space="preserve"> </w:t>
+      </w:r>
+      <w:r>
+        <w:rPr>
+          <w:rFonts w:ascii="Times New Roman" w:hAnsi="Times New Roman" w:cs="Times New Roman"/>
+        </w:rPr>
+        <w:t xml:space="preserve">Link to portfolio: </w:t>
+      </w:r>
+      <w:hyperlink r:id="rId6" w:history="1">
+        <w:r>
+          <w:rPr>
+            <w:rStyle w:val="Hyperlink"/>
+            <w:rFonts w:ascii="Times New Roman" w:hAnsi="Times New Roman" w:cs="Times New Roman"/>
+          </w:rPr>
+          <w:t>https://rhiannonwaggener.github.io/</w:t>
+        </w:r>
+      </w:hyperlink>
+      <w:r>
+        <w:rPr>
+          <w:rFonts w:ascii="Times New Roman" w:hAnsi="Times New Roman" w:cs="Times New Roman"/>
+        </w:rPr>
+        <w:t>.</w:t>
       </w:r>
     </w:p>
     <w:p>
@@ -1247,7 +1068,7 @@
                     <pic:cNvPicPr/>
                   </pic:nvPicPr>
                   <pic:blipFill>
-                    <a:blip r:embed="rId6" cstate="print">
+                    <a:blip r:embed="rId7" cstate="print">
                       <a:extLst>
                         <a:ext uri="{28A0092B-C50C-407E-A947-70E740481C1C}">
                           <a14:useLocalDpi xmlns:a14="http://schemas.microsoft.com/office/drawing/2010/main" val="0"/>
@@ -1396,7 +1217,7 @@
                           <pic:cNvPicPr/>
                         </pic:nvPicPr>
                         <pic:blipFill>
-                          <a:blip r:embed="rId7" cstate="print">
+                          <a:blip r:embed="rId8" cstate="print">
                             <a:extLst>
                               <a:ext uri="{28A0092B-C50C-407E-A947-70E740481C1C}">
                                 <a14:useLocalDpi xmlns:a14="http://schemas.microsoft.com/office/drawing/2010/main" val="0"/>
@@ -1483,7 +1304,7 @@
                           <pic:cNvPicPr/>
                         </pic:nvPicPr>
                         <pic:blipFill>
-                          <a:blip r:embed="rId8" cstate="print">
+                          <a:blip r:embed="rId9" cstate="print">
                             <a:extLst>
                               <a:ext uri="{28A0092B-C50C-407E-A947-70E740481C1C}">
                                 <a14:useLocalDpi xmlns:a14="http://schemas.microsoft.com/office/drawing/2010/main" val="0"/>
@@ -1571,7 +1392,7 @@
                           <pic:cNvPicPr/>
                         </pic:nvPicPr>
                         <pic:blipFill>
-                          <a:blip r:embed="rId9" cstate="print">
+                          <a:blip r:embed="rId10" cstate="print">
                             <a:extLst>
                               <a:ext uri="{28A0092B-C50C-407E-A947-70E740481C1C}">
                                 <a14:useLocalDpi xmlns:a14="http://schemas.microsoft.com/office/drawing/2010/main" val="0"/>
@@ -1659,7 +1480,7 @@
                           <pic:cNvPicPr/>
                         </pic:nvPicPr>
                         <pic:blipFill>
-                          <a:blip r:embed="rId10" cstate="print">
+                          <a:blip r:embed="rId11" cstate="print">
                             <a:extLst>
                               <a:ext uri="{28A0092B-C50C-407E-A947-70E740481C1C}">
                                 <a14:useLocalDpi xmlns:a14="http://schemas.microsoft.com/office/drawing/2010/main" val="0"/>
@@ -1748,7 +1569,7 @@
                           <pic:cNvPicPr/>
                         </pic:nvPicPr>
                         <pic:blipFill>
-                          <a:blip r:embed="rId11" cstate="print">
+                          <a:blip r:embed="rId12" cstate="print">
                             <a:extLst>
                               <a:ext uri="{28A0092B-C50C-407E-A947-70E740481C1C}">
                                 <a14:useLocalDpi xmlns:a14="http://schemas.microsoft.com/office/drawing/2010/main" val="0"/>
@@ -1848,7 +1669,7 @@
                           <pic:cNvPicPr/>
                         </pic:nvPicPr>
                         <pic:blipFill>
-                          <a:blip r:embed="rId12" cstate="print">
+                          <a:blip r:embed="rId13" cstate="print">
                             <a:extLst>
                               <a:ext uri="{28A0092B-C50C-407E-A947-70E740481C1C}">
                                 <a14:useLocalDpi xmlns:a14="http://schemas.microsoft.com/office/drawing/2010/main" val="0"/>
@@ -2049,21 +1870,7 @@
         <w:rPr>
           <w:rFonts w:ascii="Times New Roman" w:hAnsi="Times New Roman" w:cs="Times New Roman"/>
         </w:rPr>
-        <w:t xml:space="preserve">planning to add </w:t>
-      </w:r>
-      <w:proofErr w:type="gramStart"/>
-      <w:r>
-        <w:rPr>
-          <w:rFonts w:ascii="Times New Roman" w:hAnsi="Times New Roman" w:cs="Times New Roman"/>
-        </w:rPr>
-        <w:t>all of</w:t>
-      </w:r>
-      <w:proofErr w:type="gramEnd"/>
-      <w:r>
-        <w:rPr>
-          <w:rFonts w:ascii="Times New Roman" w:hAnsi="Times New Roman" w:cs="Times New Roman"/>
-        </w:rPr>
-        <w:t xml:space="preserve"> the photos below into the edible flowers page which will have a link that’ll lead to information on each flower. For the </w:t>
+        <w:t xml:space="preserve">planning to add all of the photos below into the edible flowers page which will have a link that’ll lead to information on each flower. For the </w:t>
       </w:r>
       <w:r>
         <w:rPr>
@@ -2257,7 +2064,7 @@
                           <pic:cNvPicPr/>
                         </pic:nvPicPr>
                         <pic:blipFill>
-                          <a:blip r:embed="rId13" cstate="print">
+                          <a:blip r:embed="rId14" cstate="print">
                             <a:extLst>
                               <a:ext uri="{28A0092B-C50C-407E-A947-70E740481C1C}">
                                 <a14:useLocalDpi xmlns:a14="http://schemas.microsoft.com/office/drawing/2010/main" val="0"/>
@@ -2385,7 +2192,7 @@
                           <pic:cNvPicPr/>
                         </pic:nvPicPr>
                         <pic:blipFill>
-                          <a:blip r:embed="rId14" cstate="print">
+                          <a:blip r:embed="rId15" cstate="print">
                             <a:extLst>
                               <a:ext uri="{28A0092B-C50C-407E-A947-70E740481C1C}">
                                 <a14:useLocalDpi xmlns:a14="http://schemas.microsoft.com/office/drawing/2010/main" val="0"/>
@@ -2427,21 +2234,7 @@
               <w:rPr>
                 <w:rFonts w:ascii="Times New Roman" w:hAnsi="Times New Roman" w:cs="Times New Roman"/>
               </w:rPr>
-              <w:t xml:space="preserve">Found on Wikimedia Commons. Photo originally from </w:t>
-            </w:r>
-            <w:proofErr w:type="spellStart"/>
-            <w:r>
-              <w:rPr>
-                <w:rFonts w:ascii="Times New Roman" w:hAnsi="Times New Roman" w:cs="Times New Roman"/>
-              </w:rPr>
-              <w:t>Nadiatalent</w:t>
-            </w:r>
-            <w:proofErr w:type="spellEnd"/>
-            <w:r>
-              <w:rPr>
-                <w:rFonts w:ascii="Times New Roman" w:hAnsi="Times New Roman" w:cs="Times New Roman"/>
-              </w:rPr>
-              <w:t>.</w:t>
+              <w:t>Found on Wikimedia Commons. Photo originally from Nadiatalent.</w:t>
             </w:r>
           </w:p>
         </w:tc>
@@ -2520,7 +2313,7 @@
                           <pic:cNvPicPr/>
                         </pic:nvPicPr>
                         <pic:blipFill>
-                          <a:blip r:embed="rId15" cstate="print">
+                          <a:blip r:embed="rId16" cstate="print">
                             <a:extLst>
                               <a:ext uri="{28A0092B-C50C-407E-A947-70E740481C1C}">
                                 <a14:useLocalDpi xmlns:a14="http://schemas.microsoft.com/office/drawing/2010/main" val="0"/>
@@ -2642,7 +2435,7 @@
                           <pic:cNvPicPr/>
                         </pic:nvPicPr>
                         <pic:blipFill>
-                          <a:blip r:embed="rId16" cstate="print">
+                          <a:blip r:embed="rId17" cstate="print">
                             <a:extLst>
                               <a:ext uri="{28A0092B-C50C-407E-A947-70E740481C1C}">
                                 <a14:useLocalDpi xmlns:a14="http://schemas.microsoft.com/office/drawing/2010/main" val="0"/>
@@ -2775,7 +2568,7 @@
                           <pic:cNvPicPr/>
                         </pic:nvPicPr>
                         <pic:blipFill>
-                          <a:blip r:embed="rId17" cstate="print">
+                          <a:blip r:embed="rId18" cstate="print">
                             <a:extLst>
                               <a:ext uri="{28A0092B-C50C-407E-A947-70E740481C1C}">
                                 <a14:useLocalDpi xmlns:a14="http://schemas.microsoft.com/office/drawing/2010/main" val="0"/>
@@ -2817,21 +2610,7 @@
               <w:rPr>
                 <w:rFonts w:ascii="Times New Roman" w:hAnsi="Times New Roman" w:cs="Times New Roman"/>
               </w:rPr>
-              <w:t xml:space="preserve">Found on Wikimedia Commons. Photo originally </w:t>
-            </w:r>
-            <w:proofErr w:type="gramStart"/>
-            <w:r>
-              <w:rPr>
-                <w:rFonts w:ascii="Times New Roman" w:hAnsi="Times New Roman" w:cs="Times New Roman"/>
-              </w:rPr>
-              <w:t>from</w:t>
-            </w:r>
-            <w:proofErr w:type="gramEnd"/>
-            <w:r>
-              <w:rPr>
-                <w:rFonts w:ascii="Times New Roman" w:hAnsi="Times New Roman" w:cs="Times New Roman"/>
-              </w:rPr>
-              <w:t xml:space="preserve"> </w:t>
+              <w:t xml:space="preserve">Found on Wikimedia Commons. Photo originally from </w:t>
             </w:r>
             <w:r>
               <w:rPr>
@@ -2910,7 +2689,7 @@
                           <pic:cNvPicPr/>
                         </pic:nvPicPr>
                         <pic:blipFill>
-                          <a:blip r:embed="rId18" cstate="print">
+                          <a:blip r:embed="rId19" cstate="print">
                             <a:extLst>
                               <a:ext uri="{28A0092B-C50C-407E-A947-70E740481C1C}">
                                 <a14:useLocalDpi xmlns:a14="http://schemas.microsoft.com/office/drawing/2010/main" val="0"/>
@@ -3025,7 +2804,7 @@
                           <pic:cNvPicPr/>
                         </pic:nvPicPr>
                         <pic:blipFill>
-                          <a:blip r:embed="rId19" cstate="print">
+                          <a:blip r:embed="rId20" cstate="print">
                             <a:extLst>
                               <a:ext uri="{28A0092B-C50C-407E-A947-70E740481C1C}">
                                 <a14:useLocalDpi xmlns:a14="http://schemas.microsoft.com/office/drawing/2010/main" val="0"/>
@@ -3155,7 +2934,7 @@
                           <pic:cNvPicPr/>
                         </pic:nvPicPr>
                         <pic:blipFill>
-                          <a:blip r:embed="rId20" cstate="print">
+                          <a:blip r:embed="rId21" cstate="print">
                             <a:extLst>
                               <a:ext uri="{28A0092B-C50C-407E-A947-70E740481C1C}">
                                 <a14:useLocalDpi xmlns:a14="http://schemas.microsoft.com/office/drawing/2010/main" val="0"/>
@@ -3273,14 +3052,12 @@
                 <w:rFonts w:ascii="Times New Roman" w:hAnsi="Times New Roman" w:cs="Times New Roman"/>
               </w:rPr>
             </w:pPr>
-            <w:proofErr w:type="spellStart"/>
             <w:r>
               <w:rPr>
                 <w:rFonts w:ascii="Times New Roman" w:hAnsi="Times New Roman" w:cs="Times New Roman"/>
               </w:rPr>
               <w:t>Agoseris</w:t>
             </w:r>
-            <w:proofErr w:type="spellEnd"/>
           </w:p>
         </w:tc>
         <w:tc>
@@ -3314,7 +3091,7 @@
                           <pic:cNvPicPr/>
                         </pic:nvPicPr>
                         <pic:blipFill>
-                          <a:blip r:embed="rId21" cstate="print">
+                          <a:blip r:embed="rId22" cstate="print">
                             <a:extLst>
                               <a:ext uri="{28A0092B-C50C-407E-A947-70E740481C1C}">
                                 <a14:useLocalDpi xmlns:a14="http://schemas.microsoft.com/office/drawing/2010/main" val="0"/>
@@ -3390,7 +3167,6 @@
                 <w:rFonts w:ascii="Times New Roman" w:hAnsi="Times New Roman" w:cs="Times New Roman"/>
               </w:rPr>
             </w:pPr>
-            <w:proofErr w:type="spellStart"/>
             <w:r>
               <w:rPr>
                 <w:rFonts w:ascii="Times New Roman" w:hAnsi="Times New Roman" w:cs="Times New Roman"/>
@@ -3401,14 +3177,7 @@
               <w:rPr>
                 <w:rFonts w:ascii="Times New Roman" w:hAnsi="Times New Roman" w:cs="Times New Roman"/>
               </w:rPr>
-              <w:t>wleaf</w:t>
-            </w:r>
-            <w:proofErr w:type="spellEnd"/>
-            <w:r>
-              <w:rPr>
-                <w:rFonts w:ascii="Times New Roman" w:hAnsi="Times New Roman" w:cs="Times New Roman"/>
-              </w:rPr>
-              <w:t xml:space="preserve"> </w:t>
+              <w:t xml:space="preserve">wleaf </w:t>
             </w:r>
             <w:r>
               <w:rPr>
@@ -3449,7 +3218,7 @@
                           <pic:cNvPicPr/>
                         </pic:nvPicPr>
                         <pic:blipFill>
-                          <a:blip r:embed="rId22" cstate="print">
+                          <a:blip r:embed="rId23" cstate="print">
                             <a:extLst>
                               <a:ext uri="{28A0092B-C50C-407E-A947-70E740481C1C}">
                                 <a14:useLocalDpi xmlns:a14="http://schemas.microsoft.com/office/drawing/2010/main" val="0"/>
@@ -3564,7 +3333,7 @@
                           <pic:cNvPicPr/>
                         </pic:nvPicPr>
                         <pic:blipFill>
-                          <a:blip r:embed="rId23" cstate="print">
+                          <a:blip r:embed="rId24" cstate="print">
                             <a:extLst>
                               <a:ext uri="{28A0092B-C50C-407E-A947-70E740481C1C}">
                                 <a14:useLocalDpi xmlns:a14="http://schemas.microsoft.com/office/drawing/2010/main" val="0"/>
@@ -3685,7 +3454,7 @@
                           <pic:cNvPicPr/>
                         </pic:nvPicPr>
                         <pic:blipFill>
-                          <a:blip r:embed="rId24" cstate="print">
+                          <a:blip r:embed="rId25" cstate="print">
                             <a:extLst>
                               <a:ext uri="{28A0092B-C50C-407E-A947-70E740481C1C}">
                                 <a14:useLocalDpi xmlns:a14="http://schemas.microsoft.com/office/drawing/2010/main" val="0"/>
@@ -3807,7 +3576,7 @@
                           <pic:cNvPicPr/>
                         </pic:nvPicPr>
                         <pic:blipFill>
-                          <a:blip r:embed="rId25" cstate="print">
+                          <a:blip r:embed="rId26" cstate="print">
                             <a:extLst>
                               <a:ext uri="{28A0092B-C50C-407E-A947-70E740481C1C}">
                                 <a14:useLocalDpi xmlns:a14="http://schemas.microsoft.com/office/drawing/2010/main" val="0"/>
@@ -3928,7 +3697,7 @@
                           <pic:cNvPicPr/>
                         </pic:nvPicPr>
                         <pic:blipFill>
-                          <a:blip r:embed="rId26" cstate="print">
+                          <a:blip r:embed="rId27" cstate="print">
                             <a:extLst>
                               <a:ext uri="{28A0092B-C50C-407E-A947-70E740481C1C}">
                                 <a14:useLocalDpi xmlns:a14="http://schemas.microsoft.com/office/drawing/2010/main" val="0"/>
@@ -4043,7 +3812,7 @@
                           <pic:cNvPicPr/>
                         </pic:nvPicPr>
                         <pic:blipFill>
-                          <a:blip r:embed="rId27" cstate="print">
+                          <a:blip r:embed="rId28" cstate="print">
                             <a:extLst>
                               <a:ext uri="{28A0092B-C50C-407E-A947-70E740481C1C}">
                                 <a14:useLocalDpi xmlns:a14="http://schemas.microsoft.com/office/drawing/2010/main" val="0"/>
@@ -4158,7 +3927,7 @@
                           <pic:cNvPicPr/>
                         </pic:nvPicPr>
                         <pic:blipFill>
-                          <a:blip r:embed="rId28" cstate="print">
+                          <a:blip r:embed="rId29" cstate="print">
                             <a:extLst>
                               <a:ext uri="{28A0092B-C50C-407E-A947-70E740481C1C}">
                                 <a14:useLocalDpi xmlns:a14="http://schemas.microsoft.com/office/drawing/2010/main" val="0"/>
@@ -4200,21 +3969,7 @@
               <w:rPr>
                 <w:rFonts w:ascii="Times New Roman" w:hAnsi="Times New Roman" w:cs="Times New Roman"/>
               </w:rPr>
-              <w:t xml:space="preserve">Found on Wikimedia Commons. Photo originally from Flickr by </w:t>
-            </w:r>
-            <w:proofErr w:type="spellStart"/>
-            <w:r>
-              <w:rPr>
-                <w:rFonts w:ascii="Times New Roman" w:hAnsi="Times New Roman" w:cs="Times New Roman"/>
-              </w:rPr>
-              <w:t>YellowstoneNPS</w:t>
-            </w:r>
-            <w:proofErr w:type="spellEnd"/>
-            <w:r>
-              <w:rPr>
-                <w:rFonts w:ascii="Times New Roman" w:hAnsi="Times New Roman" w:cs="Times New Roman"/>
-              </w:rPr>
-              <w:t>.</w:t>
+              <w:t>Found on Wikimedia Commons. Photo originally from Flickr by YellowstoneNPS.</w:t>
             </w:r>
           </w:p>
         </w:tc>
@@ -4288,7 +4043,7 @@
                           <pic:cNvPicPr/>
                         </pic:nvPicPr>
                         <pic:blipFill>
-                          <a:blip r:embed="rId29" cstate="print">
+                          <a:blip r:embed="rId30" cstate="print">
                             <a:extLst>
                               <a:ext uri="{28A0092B-C50C-407E-A947-70E740481C1C}">
                                 <a14:useLocalDpi xmlns:a14="http://schemas.microsoft.com/office/drawing/2010/main" val="0"/>
@@ -4403,7 +4158,7 @@
                           <pic:cNvPicPr/>
                         </pic:nvPicPr>
                         <pic:blipFill>
-                          <a:blip r:embed="rId30" cstate="print">
+                          <a:blip r:embed="rId31" cstate="print">
                             <a:extLst>
                               <a:ext uri="{28A0092B-C50C-407E-A947-70E740481C1C}">
                                 <a14:useLocalDpi xmlns:a14="http://schemas.microsoft.com/office/drawing/2010/main" val="0"/>
@@ -4518,7 +4273,7 @@
                           <pic:cNvPicPr/>
                         </pic:nvPicPr>
                         <pic:blipFill>
-                          <a:blip r:embed="rId31" cstate="print">
+                          <a:blip r:embed="rId32" cstate="print">
                             <a:extLst>
                               <a:ext uri="{28A0092B-C50C-407E-A947-70E740481C1C}">
                                 <a14:useLocalDpi xmlns:a14="http://schemas.microsoft.com/office/drawing/2010/main" val="0"/>
@@ -4633,7 +4388,7 @@
                           <pic:cNvPicPr/>
                         </pic:nvPicPr>
                         <pic:blipFill>
-                          <a:blip r:embed="rId32" cstate="print">
+                          <a:blip r:embed="rId33" cstate="print">
                             <a:extLst>
                               <a:ext uri="{28A0092B-C50C-407E-A947-70E740481C1C}">
                                 <a14:useLocalDpi xmlns:a14="http://schemas.microsoft.com/office/drawing/2010/main" val="0"/>
@@ -4748,7 +4503,7 @@
                           <pic:cNvPicPr/>
                         </pic:nvPicPr>
                         <pic:blipFill>
-                          <a:blip r:embed="rId33" cstate="print">
+                          <a:blip r:embed="rId34" cstate="print">
                             <a:extLst>
                               <a:ext uri="{28A0092B-C50C-407E-A947-70E740481C1C}">
                                 <a14:useLocalDpi xmlns:a14="http://schemas.microsoft.com/office/drawing/2010/main" val="0"/>
@@ -4830,7 +4585,6 @@
                 <w:rFonts w:ascii="Times New Roman" w:hAnsi="Times New Roman" w:cs="Times New Roman"/>
               </w:rPr>
             </w:pPr>
-            <w:proofErr w:type="spellStart"/>
             <w:r>
               <w:rPr>
                 <w:rFonts w:ascii="Times New Roman" w:hAnsi="Times New Roman" w:cs="Times New Roman"/>
@@ -4838,7 +4592,6 @@
               <w:lastRenderedPageBreak/>
               <w:t>Pineappleweed</w:t>
             </w:r>
-            <w:proofErr w:type="spellEnd"/>
           </w:p>
         </w:tc>
         <w:tc>
@@ -4872,7 +4625,7 @@
                           <pic:cNvPicPr/>
                         </pic:nvPicPr>
                         <pic:blipFill>
-                          <a:blip r:embed="rId34" cstate="print">
+                          <a:blip r:embed="rId35" cstate="print">
                             <a:extLst>
                               <a:ext uri="{28A0092B-C50C-407E-A947-70E740481C1C}">
                                 <a14:useLocalDpi xmlns:a14="http://schemas.microsoft.com/office/drawing/2010/main" val="0"/>
@@ -4993,7 +4746,7 @@
                           <pic:cNvPicPr/>
                         </pic:nvPicPr>
                         <pic:blipFill>
-                          <a:blip r:embed="rId35" cstate="print">
+                          <a:blip r:embed="rId36" cstate="print">
                             <a:extLst>
                               <a:ext uri="{28A0092B-C50C-407E-A947-70E740481C1C}">
                                 <a14:useLocalDpi xmlns:a14="http://schemas.microsoft.com/office/drawing/2010/main" val="0"/>
@@ -5108,7 +4861,7 @@
                           <pic:cNvPicPr/>
                         </pic:nvPicPr>
                         <pic:blipFill>
-                          <a:blip r:embed="rId36" cstate="print">
+                          <a:blip r:embed="rId37" cstate="print">
                             <a:extLst>
                               <a:ext uri="{28A0092B-C50C-407E-A947-70E740481C1C}">
                                 <a14:useLocalDpi xmlns:a14="http://schemas.microsoft.com/office/drawing/2010/main" val="0"/>
@@ -5189,16 +4942,8 @@
                 <w:rFonts w:ascii="Times New Roman" w:hAnsi="Times New Roman" w:cs="Times New Roman"/>
               </w:rPr>
               <w:lastRenderedPageBreak/>
-              <w:t xml:space="preserve">Marsh </w:t>
-            </w:r>
-            <w:proofErr w:type="spellStart"/>
-            <w:r>
-              <w:rPr>
-                <w:rFonts w:ascii="Times New Roman" w:hAnsi="Times New Roman" w:cs="Times New Roman"/>
-              </w:rPr>
-              <w:t>Woundwart</w:t>
-            </w:r>
-            <w:proofErr w:type="spellEnd"/>
+              <w:t>Marsh Woundwart</w:t>
+            </w:r>
           </w:p>
         </w:tc>
         <w:tc>
@@ -5232,7 +4977,7 @@
                           <pic:cNvPicPr/>
                         </pic:nvPicPr>
                         <pic:blipFill>
-                          <a:blip r:embed="rId37" cstate="print">
+                          <a:blip r:embed="rId38" cstate="print">
                             <a:extLst>
                               <a:ext uri="{28A0092B-C50C-407E-A947-70E740481C1C}">
                                 <a14:useLocalDpi xmlns:a14="http://schemas.microsoft.com/office/drawing/2010/main" val="0"/>
@@ -5347,7 +5092,7 @@
                           <pic:cNvPicPr/>
                         </pic:nvPicPr>
                         <pic:blipFill>
-                          <a:blip r:embed="rId38" cstate="print">
+                          <a:blip r:embed="rId39" cstate="print">
                             <a:extLst>
                               <a:ext uri="{28A0092B-C50C-407E-A947-70E740481C1C}">
                                 <a14:useLocalDpi xmlns:a14="http://schemas.microsoft.com/office/drawing/2010/main" val="0"/>
@@ -5468,7 +5213,7 @@
                           <pic:cNvPicPr/>
                         </pic:nvPicPr>
                         <pic:blipFill>
-                          <a:blip r:embed="rId39" cstate="print">
+                          <a:blip r:embed="rId40" cstate="print">
                             <a:extLst>
                               <a:ext uri="{28A0092B-C50C-407E-A947-70E740481C1C}">
                                 <a14:useLocalDpi xmlns:a14="http://schemas.microsoft.com/office/drawing/2010/main" val="0"/>
@@ -5510,21 +5255,7 @@
               <w:rPr>
                 <w:rFonts w:ascii="Times New Roman" w:hAnsi="Times New Roman" w:cs="Times New Roman"/>
               </w:rPr>
-              <w:t xml:space="preserve">Found in Wikimedia Commons. Photo originally from </w:t>
-            </w:r>
-            <w:proofErr w:type="spellStart"/>
-            <w:r>
-              <w:rPr>
-                <w:rFonts w:ascii="Times New Roman" w:hAnsi="Times New Roman" w:cs="Times New Roman"/>
-              </w:rPr>
-              <w:t>Jdshide</w:t>
-            </w:r>
-            <w:proofErr w:type="spellEnd"/>
-            <w:r>
-              <w:rPr>
-                <w:rFonts w:ascii="Times New Roman" w:hAnsi="Times New Roman" w:cs="Times New Roman"/>
-              </w:rPr>
-              <w:t xml:space="preserve"> by J</w:t>
+              <w:t>Found in Wikimedia Commons. Photo originally from Jdshide by J</w:t>
             </w:r>
             <w:r>
               <w:rPr>
@@ -5603,7 +5334,7 @@
                           <pic:cNvPicPr/>
                         </pic:nvPicPr>
                         <pic:blipFill>
-                          <a:blip r:embed="rId40" cstate="print">
+                          <a:blip r:embed="rId41" cstate="print">
                             <a:extLst>
                               <a:ext uri="{28A0092B-C50C-407E-A947-70E740481C1C}">
                                 <a14:useLocalDpi xmlns:a14="http://schemas.microsoft.com/office/drawing/2010/main" val="0"/>
@@ -6408,7 +6139,6 @@
   <w:style w:type="character" w:default="1" w:styleId="DefaultParagraphFont">
     <w:name w:val="Default Paragraph Font"/>
     <w:uiPriority w:val="1"/>
-    <w:semiHidden/>
     <w:unhideWhenUsed/>
   </w:style>
   <w:style w:type="table" w:default="1" w:styleId="TableNormal">

--- a/personal-website-design.docx
+++ b/personal-website-design.docx
@@ -104,11 +104,19 @@
           <w:rFonts w:ascii="Times New Roman" w:hAnsi="Times New Roman" w:cs="Times New Roman"/>
         </w:rPr>
       </w:pPr>
-      <w:r>
-        <w:rPr>
-          <w:rFonts w:ascii="Times New Roman" w:hAnsi="Times New Roman" w:cs="Times New Roman"/>
-        </w:rPr>
-        <w:t>css/styles – contains the styles for the site</w:t>
+      <w:proofErr w:type="spellStart"/>
+      <w:r>
+        <w:rPr>
+          <w:rFonts w:ascii="Times New Roman" w:hAnsi="Times New Roman" w:cs="Times New Roman"/>
+        </w:rPr>
+        <w:t>css</w:t>
+      </w:r>
+      <w:proofErr w:type="spellEnd"/>
+      <w:r>
+        <w:rPr>
+          <w:rFonts w:ascii="Times New Roman" w:hAnsi="Times New Roman" w:cs="Times New Roman"/>
+        </w:rPr>
+        <w:t>/styles – contains the styles for the site</w:t>
       </w:r>
     </w:p>
     <w:p>
@@ -121,7 +129,21 @@
         <w:rPr>
           <w:rFonts w:ascii="Times New Roman" w:hAnsi="Times New Roman" w:cs="Times New Roman"/>
         </w:rPr>
-        <w:t xml:space="preserve">edible flower – contains all of the </w:t>
+        <w:t xml:space="preserve">edible flower – contains </w:t>
+      </w:r>
+      <w:proofErr w:type="gramStart"/>
+      <w:r>
+        <w:rPr>
+          <w:rFonts w:ascii="Times New Roman" w:hAnsi="Times New Roman" w:cs="Times New Roman"/>
+        </w:rPr>
+        <w:t>all of</w:t>
+      </w:r>
+      <w:proofErr w:type="gramEnd"/>
+      <w:r>
+        <w:rPr>
+          <w:rFonts w:ascii="Times New Roman" w:hAnsi="Times New Roman" w:cs="Times New Roman"/>
+        </w:rPr>
+        <w:t xml:space="preserve"> the </w:t>
       </w:r>
       <w:r>
         <w:rPr>
@@ -140,7 +162,21 @@
         <w:rPr>
           <w:rFonts w:ascii="Times New Roman" w:hAnsi="Times New Roman" w:cs="Times New Roman"/>
         </w:rPr>
-        <w:t xml:space="preserve">recipes – contains all of the individual recipes for the edible flowers </w:t>
+        <w:t xml:space="preserve">recipes – contains </w:t>
+      </w:r>
+      <w:proofErr w:type="gramStart"/>
+      <w:r>
+        <w:rPr>
+          <w:rFonts w:ascii="Times New Roman" w:hAnsi="Times New Roman" w:cs="Times New Roman"/>
+        </w:rPr>
+        <w:t>all of</w:t>
+      </w:r>
+      <w:proofErr w:type="gramEnd"/>
+      <w:r>
+        <w:rPr>
+          <w:rFonts w:ascii="Times New Roman" w:hAnsi="Times New Roman" w:cs="Times New Roman"/>
+        </w:rPr>
+        <w:t xml:space="preserve"> the individual recipes for the edible flowers </w:t>
       </w:r>
     </w:p>
     <w:p>
@@ -248,7 +284,7 @@
           <w:noProof/>
         </w:rPr>
         <w:drawing>
-          <wp:anchor distT="0" distB="0" distL="114300" distR="114300" simplePos="0" relativeHeight="251658240" behindDoc="0" locked="0" layoutInCell="1" allowOverlap="1" wp14:anchorId="70AF2361" wp14:editId="1EA8FA2E">
+          <wp:anchor distT="0" distB="0" distL="114300" distR="114300" simplePos="0" relativeHeight="251658240" behindDoc="0" locked="0" layoutInCell="1" allowOverlap="1" wp14:anchorId="70AF2361" wp14:editId="246F8851">
             <wp:simplePos x="0" y="0"/>
             <wp:positionH relativeFrom="margin">
               <wp:align>left</wp:align>
@@ -322,13 +358,27 @@
         <w:rPr>
           <w:rFonts w:ascii="Times New Roman" w:hAnsi="Times New Roman" w:cs="Times New Roman"/>
         </w:rPr>
-        <w:t>The home, edible f</w:t>
-      </w:r>
-      <w:r>
-        <w:rPr>
-          <w:rFonts w:ascii="Times New Roman" w:hAnsi="Times New Roman" w:cs="Times New Roman"/>
-        </w:rPr>
-        <w:t>lowers,</w:t>
+        <w:t xml:space="preserve">The home, edible </w:t>
+      </w:r>
+      <w:proofErr w:type="gramStart"/>
+      <w:r>
+        <w:rPr>
+          <w:rFonts w:ascii="Times New Roman" w:hAnsi="Times New Roman" w:cs="Times New Roman"/>
+        </w:rPr>
+        <w:t>f</w:t>
+      </w:r>
+      <w:r>
+        <w:rPr>
+          <w:rFonts w:ascii="Times New Roman" w:hAnsi="Times New Roman" w:cs="Times New Roman"/>
+        </w:rPr>
+        <w:t>lowers</w:t>
+      </w:r>
+      <w:proofErr w:type="gramEnd"/>
+      <w:r>
+        <w:rPr>
+          <w:rFonts w:ascii="Times New Roman" w:hAnsi="Times New Roman" w:cs="Times New Roman"/>
+        </w:rPr>
+        <w:t>,</w:t>
       </w:r>
       <w:r>
         <w:rPr>
@@ -426,7 +476,29 @@
         <w:rPr>
           <w:rFonts w:ascii="Times New Roman" w:hAnsi="Times New Roman" w:cs="Times New Roman"/>
         </w:rPr>
-        <w:t>&lt;html lang=”en”&gt;</w:t>
+        <w:t>&lt;html lang</w:t>
+      </w:r>
+      <w:proofErr w:type="gramStart"/>
+      <w:r>
+        <w:rPr>
+          <w:rFonts w:ascii="Times New Roman" w:hAnsi="Times New Roman" w:cs="Times New Roman"/>
+        </w:rPr>
+        <w:t>=”</w:t>
+      </w:r>
+      <w:proofErr w:type="spellStart"/>
+      <w:r>
+        <w:rPr>
+          <w:rFonts w:ascii="Times New Roman" w:hAnsi="Times New Roman" w:cs="Times New Roman"/>
+        </w:rPr>
+        <w:t>en</w:t>
+      </w:r>
+      <w:proofErr w:type="spellEnd"/>
+      <w:proofErr w:type="gramEnd"/>
+      <w:r>
+        <w:rPr>
+          <w:rFonts w:ascii="Times New Roman" w:hAnsi="Times New Roman" w:cs="Times New Roman"/>
+        </w:rPr>
+        <w:t>”&gt;</w:t>
       </w:r>
     </w:p>
     <w:p>
@@ -453,7 +525,14 @@
           <w:rFonts w:ascii="Times New Roman" w:hAnsi="Times New Roman" w:cs="Times New Roman"/>
         </w:rPr>
         <w:tab/>
-        <w:t>&lt;meta charset=</w:t>
+        <w:t>&lt;meta charset</w:t>
+      </w:r>
+      <w:proofErr w:type="gramStart"/>
+      <w:r>
+        <w:rPr>
+          <w:rFonts w:ascii="Times New Roman" w:hAnsi="Times New Roman" w:cs="Times New Roman"/>
+        </w:rPr>
+        <w:t>=</w:t>
       </w:r>
       <w:r>
         <w:rPr>
@@ -465,7 +544,14 @@
         <w:rPr>
           <w:rFonts w:ascii="Times New Roman" w:hAnsi="Times New Roman" w:cs="Times New Roman"/>
         </w:rPr>
-        <w:t>UTF-8”&gt;</w:t>
+        <w:t>UTF</w:t>
+      </w:r>
+      <w:proofErr w:type="gramEnd"/>
+      <w:r>
+        <w:rPr>
+          <w:rFonts w:ascii="Times New Roman" w:hAnsi="Times New Roman" w:cs="Times New Roman"/>
+        </w:rPr>
+        <w:t>-8”&gt;</w:t>
       </w:r>
     </w:p>
     <w:p>
@@ -591,7 +677,29 @@
           <w:rFonts w:ascii="Times New Roman" w:hAnsi="Times New Roman" w:cs="Times New Roman"/>
         </w:rPr>
         <w:tab/>
-        <w:t>&lt;li&gt;&lt;a href=”#”&gt; Home&lt;/a&gt;&lt;/li&gt;</w:t>
+        <w:t xml:space="preserve">&lt;li&gt;&lt;a </w:t>
+      </w:r>
+      <w:proofErr w:type="spellStart"/>
+      <w:r>
+        <w:rPr>
+          <w:rFonts w:ascii="Times New Roman" w:hAnsi="Times New Roman" w:cs="Times New Roman"/>
+        </w:rPr>
+        <w:t>href</w:t>
+      </w:r>
+      <w:proofErr w:type="spellEnd"/>
+      <w:proofErr w:type="gramStart"/>
+      <w:r>
+        <w:rPr>
+          <w:rFonts w:ascii="Times New Roman" w:hAnsi="Times New Roman" w:cs="Times New Roman"/>
+        </w:rPr>
+        <w:t>=”#</w:t>
+      </w:r>
+      <w:proofErr w:type="gramEnd"/>
+      <w:r>
+        <w:rPr>
+          <w:rFonts w:ascii="Times New Roman" w:hAnsi="Times New Roman" w:cs="Times New Roman"/>
+        </w:rPr>
+        <w:t>”&gt; Home&lt;/a&gt;&lt;/li&gt;</w:t>
       </w:r>
     </w:p>
     <w:p>
@@ -611,13 +719,35 @@
         <w:rPr>
           <w:rFonts w:ascii="Times New Roman" w:hAnsi="Times New Roman" w:cs="Times New Roman"/>
         </w:rPr>
-        <w:t>&lt;a href=”</w:t>
-      </w:r>
-      <w:r>
-        <w:rPr>
-          <w:rFonts w:ascii="Times New Roman" w:hAnsi="Times New Roman" w:cs="Times New Roman"/>
-        </w:rPr>
-        <w:t>edible-flowers.html”&gt;</w:t>
+        <w:t xml:space="preserve">&lt;a </w:t>
+      </w:r>
+      <w:proofErr w:type="spellStart"/>
+      <w:r>
+        <w:rPr>
+          <w:rFonts w:ascii="Times New Roman" w:hAnsi="Times New Roman" w:cs="Times New Roman"/>
+        </w:rPr>
+        <w:t>href</w:t>
+      </w:r>
+      <w:proofErr w:type="spellEnd"/>
+      <w:proofErr w:type="gramStart"/>
+      <w:r>
+        <w:rPr>
+          <w:rFonts w:ascii="Times New Roman" w:hAnsi="Times New Roman" w:cs="Times New Roman"/>
+        </w:rPr>
+        <w:t>=”</w:t>
+      </w:r>
+      <w:r>
+        <w:rPr>
+          <w:rFonts w:ascii="Times New Roman" w:hAnsi="Times New Roman" w:cs="Times New Roman"/>
+        </w:rPr>
+        <w:t>edible-flowers.html</w:t>
+      </w:r>
+      <w:proofErr w:type="gramEnd"/>
+      <w:r>
+        <w:rPr>
+          <w:rFonts w:ascii="Times New Roman" w:hAnsi="Times New Roman" w:cs="Times New Roman"/>
+        </w:rPr>
+        <w:t>”&gt;</w:t>
       </w:r>
       <w:r>
         <w:rPr>
@@ -643,8 +773,17 @@
           <w:rFonts w:ascii="Times New Roman" w:hAnsi="Times New Roman" w:cs="Times New Roman"/>
         </w:rPr>
         <w:tab/>
-        <w:t>&lt;li&gt;&lt;a href</w:t>
-      </w:r>
+        <w:t xml:space="preserve">&lt;li&gt;&lt;a </w:t>
+      </w:r>
+      <w:proofErr w:type="spellStart"/>
+      <w:r>
+        <w:rPr>
+          <w:rFonts w:ascii="Times New Roman" w:hAnsi="Times New Roman" w:cs="Times New Roman"/>
+        </w:rPr>
+        <w:t>href</w:t>
+      </w:r>
+      <w:proofErr w:type="spellEnd"/>
+      <w:proofErr w:type="gramStart"/>
       <w:r>
         <w:rPr>
           <w:rFonts w:ascii="Times New Roman" w:hAnsi="Times New Roman" w:cs="Times New Roman"/>
@@ -661,7 +800,14 @@
         <w:rPr>
           <w:rFonts w:ascii="Times New Roman" w:hAnsi="Times New Roman" w:cs="Times New Roman"/>
         </w:rPr>
-        <w:t>.html”&gt; Recipes&lt;/a&gt;&lt;/li&gt;</w:t>
+        <w:t>.html</w:t>
+      </w:r>
+      <w:proofErr w:type="gramEnd"/>
+      <w:r>
+        <w:rPr>
+          <w:rFonts w:ascii="Times New Roman" w:hAnsi="Times New Roman" w:cs="Times New Roman"/>
+        </w:rPr>
+        <w:t>”&gt; Recipes&lt;/a&gt;&lt;/li&gt;</w:t>
       </w:r>
     </w:p>
     <w:p>
@@ -675,8 +821,24 @@
           <w:rFonts w:ascii="Times New Roman" w:hAnsi="Times New Roman" w:cs="Times New Roman"/>
         </w:rPr>
         <w:tab/>
-        <w:t>&lt;li&gt;&lt;a href=”recipe-form.html</w:t>
-      </w:r>
+        <w:t xml:space="preserve">&lt;li&gt;&lt;a </w:t>
+      </w:r>
+      <w:proofErr w:type="spellStart"/>
+      <w:r>
+        <w:rPr>
+          <w:rFonts w:ascii="Times New Roman" w:hAnsi="Times New Roman" w:cs="Times New Roman"/>
+        </w:rPr>
+        <w:t>href</w:t>
+      </w:r>
+      <w:proofErr w:type="spellEnd"/>
+      <w:proofErr w:type="gramStart"/>
+      <w:r>
+        <w:rPr>
+          <w:rFonts w:ascii="Times New Roman" w:hAnsi="Times New Roman" w:cs="Times New Roman"/>
+        </w:rPr>
+        <w:t>=”recipe-form.html</w:t>
+      </w:r>
+      <w:proofErr w:type="gramEnd"/>
       <w:r>
         <w:rPr>
           <w:rFonts w:ascii="Times New Roman" w:hAnsi="Times New Roman" w:cs="Times New Roman"/>
@@ -701,13 +863,35 @@
           <w:rFonts w:ascii="Times New Roman" w:hAnsi="Times New Roman" w:cs="Times New Roman"/>
         </w:rPr>
         <w:tab/>
-        <w:t>&lt;li&gt;&lt;a href=”</w:t>
-      </w:r>
-      <w:r>
-        <w:rPr>
-          <w:rFonts w:ascii="Times New Roman" w:hAnsi="Times New Roman" w:cs="Times New Roman"/>
-        </w:rPr>
-        <w:t>tips.html”&gt; Tips and Safety&lt;/a&gt;&lt;/li&gt;</w:t>
+        <w:t xml:space="preserve">&lt;li&gt;&lt;a </w:t>
+      </w:r>
+      <w:proofErr w:type="spellStart"/>
+      <w:r>
+        <w:rPr>
+          <w:rFonts w:ascii="Times New Roman" w:hAnsi="Times New Roman" w:cs="Times New Roman"/>
+        </w:rPr>
+        <w:t>href</w:t>
+      </w:r>
+      <w:proofErr w:type="spellEnd"/>
+      <w:proofErr w:type="gramStart"/>
+      <w:r>
+        <w:rPr>
+          <w:rFonts w:ascii="Times New Roman" w:hAnsi="Times New Roman" w:cs="Times New Roman"/>
+        </w:rPr>
+        <w:t>=”</w:t>
+      </w:r>
+      <w:r>
+        <w:rPr>
+          <w:rFonts w:ascii="Times New Roman" w:hAnsi="Times New Roman" w:cs="Times New Roman"/>
+        </w:rPr>
+        <w:t>tips.html</w:t>
+      </w:r>
+      <w:proofErr w:type="gramEnd"/>
+      <w:r>
+        <w:rPr>
+          <w:rFonts w:ascii="Times New Roman" w:hAnsi="Times New Roman" w:cs="Times New Roman"/>
+        </w:rPr>
+        <w:t>”&gt; Tips and Safety&lt;/a&gt;&lt;/li&gt;</w:t>
       </w:r>
     </w:p>
     <w:p>
@@ -721,7 +905,29 @@
           <w:rFonts w:ascii="Times New Roman" w:hAnsi="Times New Roman" w:cs="Times New Roman"/>
         </w:rPr>
         <w:tab/>
-        <w:t>&lt;li&gt;&lt;a href=”additional-resources.html”&gt; Additional Resources&lt;/a&gt;&lt;/li&gt;</w:t>
+        <w:t xml:space="preserve">&lt;li&gt;&lt;a </w:t>
+      </w:r>
+      <w:proofErr w:type="spellStart"/>
+      <w:r>
+        <w:rPr>
+          <w:rFonts w:ascii="Times New Roman" w:hAnsi="Times New Roman" w:cs="Times New Roman"/>
+        </w:rPr>
+        <w:t>href</w:t>
+      </w:r>
+      <w:proofErr w:type="spellEnd"/>
+      <w:proofErr w:type="gramStart"/>
+      <w:r>
+        <w:rPr>
+          <w:rFonts w:ascii="Times New Roman" w:hAnsi="Times New Roman" w:cs="Times New Roman"/>
+        </w:rPr>
+        <w:t>=”additional-resources.html</w:t>
+      </w:r>
+      <w:proofErr w:type="gramEnd"/>
+      <w:r>
+        <w:rPr>
+          <w:rFonts w:ascii="Times New Roman" w:hAnsi="Times New Roman" w:cs="Times New Roman"/>
+        </w:rPr>
+        <w:t>”&gt; Additional Resources&lt;/a&gt;&lt;/li&gt;</w:t>
       </w:r>
     </w:p>
     <w:p>
@@ -769,6 +975,7 @@
           <w:rFonts w:ascii="Times New Roman" w:hAnsi="Times New Roman" w:cs="Times New Roman"/>
         </w:rPr>
       </w:pPr>
+      <w:proofErr w:type="gramStart"/>
       <w:r>
         <w:rPr>
           <w:rFonts w:ascii="Times New Roman" w:hAnsi="Times New Roman" w:cs="Times New Roman"/>
@@ -781,6 +988,7 @@
         </w:rPr>
         <w:t>--</w:t>
       </w:r>
+      <w:proofErr w:type="gramEnd"/>
       <w:r>
         <w:rPr>
           <w:rFonts w:ascii="Times New Roman" w:hAnsi="Times New Roman" w:cs="Times New Roman"/>
@@ -927,16 +1135,8 @@
       <w:r>
         <w:rPr>
           <w:rFonts w:ascii="Times New Roman" w:hAnsi="Times New Roman" w:cs="Times New Roman"/>
-          <w:kern w:val="0"/>
-          <w14:ligatures w14:val="none"/>
-        </w:rPr>
-        <w:t xml:space="preserve"> </w:t>
-      </w:r>
-      <w:r>
-        <w:rPr>
-          <w:rFonts w:ascii="Times New Roman" w:hAnsi="Times New Roman" w:cs="Times New Roman"/>
-        </w:rPr>
-        <w:t xml:space="preserve">Link to portfolio: </w:t>
+        </w:rPr>
+        <w:t xml:space="preserve"> Link to portfolio: </w:t>
       </w:r>
       <w:hyperlink r:id="rId6" w:history="1">
         <w:r>
@@ -944,7 +1144,21 @@
             <w:rStyle w:val="Hyperlink"/>
             <w:rFonts w:ascii="Times New Roman" w:hAnsi="Times New Roman" w:cs="Times New Roman"/>
           </w:rPr>
-          <w:t>https://rhiannonwaggener.github.io/</w:t>
+          <w:t>https://rhian</w:t>
+        </w:r>
+        <w:r>
+          <w:rPr>
+            <w:rStyle w:val="Hyperlink"/>
+            <w:rFonts w:ascii="Times New Roman" w:hAnsi="Times New Roman" w:cs="Times New Roman"/>
+          </w:rPr>
+          <w:t>n</w:t>
+        </w:r>
+        <w:r>
+          <w:rPr>
+            <w:rStyle w:val="Hyperlink"/>
+            <w:rFonts w:ascii="Times New Roman" w:hAnsi="Times New Roman" w:cs="Times New Roman"/>
+          </w:rPr>
+          <w:t>onwaggener.github.io/</w:t>
         </w:r>
       </w:hyperlink>
       <w:r>
@@ -1870,7 +2084,21 @@
         <w:rPr>
           <w:rFonts w:ascii="Times New Roman" w:hAnsi="Times New Roman" w:cs="Times New Roman"/>
         </w:rPr>
-        <w:t xml:space="preserve">planning to add all of the photos below into the edible flowers page which will have a link that’ll lead to information on each flower. For the </w:t>
+        <w:t xml:space="preserve">planning to add </w:t>
+      </w:r>
+      <w:proofErr w:type="gramStart"/>
+      <w:r>
+        <w:rPr>
+          <w:rFonts w:ascii="Times New Roman" w:hAnsi="Times New Roman" w:cs="Times New Roman"/>
+        </w:rPr>
+        <w:t>all of</w:t>
+      </w:r>
+      <w:proofErr w:type="gramEnd"/>
+      <w:r>
+        <w:rPr>
+          <w:rFonts w:ascii="Times New Roman" w:hAnsi="Times New Roman" w:cs="Times New Roman"/>
+        </w:rPr>
+        <w:t xml:space="preserve"> the photos below into the edible flowers page which will have a link that’ll lead to information on each flower. For the </w:t>
       </w:r>
       <w:r>
         <w:rPr>
@@ -2234,7 +2462,21 @@
               <w:rPr>
                 <w:rFonts w:ascii="Times New Roman" w:hAnsi="Times New Roman" w:cs="Times New Roman"/>
               </w:rPr>
-              <w:t>Found on Wikimedia Commons. Photo originally from Nadiatalent.</w:t>
+              <w:t xml:space="preserve">Found on Wikimedia Commons. Photo originally from </w:t>
+            </w:r>
+            <w:proofErr w:type="spellStart"/>
+            <w:r>
+              <w:rPr>
+                <w:rFonts w:ascii="Times New Roman" w:hAnsi="Times New Roman" w:cs="Times New Roman"/>
+              </w:rPr>
+              <w:t>Nadiatalent</w:t>
+            </w:r>
+            <w:proofErr w:type="spellEnd"/>
+            <w:r>
+              <w:rPr>
+                <w:rFonts w:ascii="Times New Roman" w:hAnsi="Times New Roman" w:cs="Times New Roman"/>
+              </w:rPr>
+              <w:t>.</w:t>
             </w:r>
           </w:p>
         </w:tc>
@@ -2610,7 +2852,21 @@
               <w:rPr>
                 <w:rFonts w:ascii="Times New Roman" w:hAnsi="Times New Roman" w:cs="Times New Roman"/>
               </w:rPr>
-              <w:t xml:space="preserve">Found on Wikimedia Commons. Photo originally from </w:t>
+              <w:t xml:space="preserve">Found on Wikimedia Commons. Photo originally </w:t>
+            </w:r>
+            <w:proofErr w:type="gramStart"/>
+            <w:r>
+              <w:rPr>
+                <w:rFonts w:ascii="Times New Roman" w:hAnsi="Times New Roman" w:cs="Times New Roman"/>
+              </w:rPr>
+              <w:t>from</w:t>
+            </w:r>
+            <w:proofErr w:type="gramEnd"/>
+            <w:r>
+              <w:rPr>
+                <w:rFonts w:ascii="Times New Roman" w:hAnsi="Times New Roman" w:cs="Times New Roman"/>
+              </w:rPr>
+              <w:t xml:space="preserve"> </w:t>
             </w:r>
             <w:r>
               <w:rPr>
@@ -3052,12 +3308,14 @@
                 <w:rFonts w:ascii="Times New Roman" w:hAnsi="Times New Roman" w:cs="Times New Roman"/>
               </w:rPr>
             </w:pPr>
+            <w:proofErr w:type="spellStart"/>
             <w:r>
               <w:rPr>
                 <w:rFonts w:ascii="Times New Roman" w:hAnsi="Times New Roman" w:cs="Times New Roman"/>
               </w:rPr>
               <w:t>Agoseris</w:t>
             </w:r>
+            <w:proofErr w:type="spellEnd"/>
           </w:p>
         </w:tc>
         <w:tc>
@@ -3167,6 +3425,7 @@
                 <w:rFonts w:ascii="Times New Roman" w:hAnsi="Times New Roman" w:cs="Times New Roman"/>
               </w:rPr>
             </w:pPr>
+            <w:proofErr w:type="spellStart"/>
             <w:r>
               <w:rPr>
                 <w:rFonts w:ascii="Times New Roman" w:hAnsi="Times New Roman" w:cs="Times New Roman"/>
@@ -3177,7 +3436,14 @@
               <w:rPr>
                 <w:rFonts w:ascii="Times New Roman" w:hAnsi="Times New Roman" w:cs="Times New Roman"/>
               </w:rPr>
-              <w:t xml:space="preserve">wleaf </w:t>
+              <w:t>wleaf</w:t>
+            </w:r>
+            <w:proofErr w:type="spellEnd"/>
+            <w:r>
+              <w:rPr>
+                <w:rFonts w:ascii="Times New Roman" w:hAnsi="Times New Roman" w:cs="Times New Roman"/>
+              </w:rPr>
+              <w:t xml:space="preserve"> </w:t>
             </w:r>
             <w:r>
               <w:rPr>
@@ -3969,7 +4235,21 @@
               <w:rPr>
                 <w:rFonts w:ascii="Times New Roman" w:hAnsi="Times New Roman" w:cs="Times New Roman"/>
               </w:rPr>
-              <w:t>Found on Wikimedia Commons. Photo originally from Flickr by YellowstoneNPS.</w:t>
+              <w:t xml:space="preserve">Found on Wikimedia Commons. Photo originally from Flickr by </w:t>
+            </w:r>
+            <w:proofErr w:type="spellStart"/>
+            <w:r>
+              <w:rPr>
+                <w:rFonts w:ascii="Times New Roman" w:hAnsi="Times New Roman" w:cs="Times New Roman"/>
+              </w:rPr>
+              <w:t>YellowstoneNPS</w:t>
+            </w:r>
+            <w:proofErr w:type="spellEnd"/>
+            <w:r>
+              <w:rPr>
+                <w:rFonts w:ascii="Times New Roman" w:hAnsi="Times New Roman" w:cs="Times New Roman"/>
+              </w:rPr>
+              <w:t>.</w:t>
             </w:r>
           </w:p>
         </w:tc>
@@ -4585,6 +4865,7 @@
                 <w:rFonts w:ascii="Times New Roman" w:hAnsi="Times New Roman" w:cs="Times New Roman"/>
               </w:rPr>
             </w:pPr>
+            <w:proofErr w:type="spellStart"/>
             <w:r>
               <w:rPr>
                 <w:rFonts w:ascii="Times New Roman" w:hAnsi="Times New Roman" w:cs="Times New Roman"/>
@@ -4592,6 +4873,7 @@
               <w:lastRenderedPageBreak/>
               <w:t>Pineappleweed</w:t>
             </w:r>
+            <w:proofErr w:type="spellEnd"/>
           </w:p>
         </w:tc>
         <w:tc>
@@ -4942,8 +5224,16 @@
                 <w:rFonts w:ascii="Times New Roman" w:hAnsi="Times New Roman" w:cs="Times New Roman"/>
               </w:rPr>
               <w:lastRenderedPageBreak/>
-              <w:t>Marsh Woundwart</w:t>
-            </w:r>
+              <w:t xml:space="preserve">Marsh </w:t>
+            </w:r>
+            <w:proofErr w:type="spellStart"/>
+            <w:r>
+              <w:rPr>
+                <w:rFonts w:ascii="Times New Roman" w:hAnsi="Times New Roman" w:cs="Times New Roman"/>
+              </w:rPr>
+              <w:t>Woundwart</w:t>
+            </w:r>
+            <w:proofErr w:type="spellEnd"/>
           </w:p>
         </w:tc>
         <w:tc>
@@ -5255,7 +5545,21 @@
               <w:rPr>
                 <w:rFonts w:ascii="Times New Roman" w:hAnsi="Times New Roman" w:cs="Times New Roman"/>
               </w:rPr>
-              <w:t>Found in Wikimedia Commons. Photo originally from Jdshide by J</w:t>
+              <w:t xml:space="preserve">Found in Wikimedia Commons. Photo originally from </w:t>
+            </w:r>
+            <w:proofErr w:type="spellStart"/>
+            <w:r>
+              <w:rPr>
+                <w:rFonts w:ascii="Times New Roman" w:hAnsi="Times New Roman" w:cs="Times New Roman"/>
+              </w:rPr>
+              <w:t>Jdshide</w:t>
+            </w:r>
+            <w:proofErr w:type="spellEnd"/>
+            <w:r>
+              <w:rPr>
+                <w:rFonts w:ascii="Times New Roman" w:hAnsi="Times New Roman" w:cs="Times New Roman"/>
+              </w:rPr>
+              <w:t xml:space="preserve"> by J</w:t>
             </w:r>
             <w:r>
               <w:rPr>
@@ -6493,6 +6797,18 @@
       <w:shd w:val="clear" w:color="auto" w:fill="E1DFDD"/>
     </w:rPr>
   </w:style>
+  <w:style w:type="character" w:styleId="FollowedHyperlink">
+    <w:name w:val="FollowedHyperlink"/>
+    <w:basedOn w:val="DefaultParagraphFont"/>
+    <w:uiPriority w:val="99"/>
+    <w:semiHidden/>
+    <w:unhideWhenUsed/>
+    <w:rsid w:val="00661911"/>
+    <w:rPr>
+      <w:color w:val="96607D" w:themeColor="followedHyperlink"/>
+      <w:u w:val="single"/>
+    </w:rPr>
+  </w:style>
 </w:styles>
 </file>
 
